--- a/EXPORTS/DOCX/published/niveau3/English/HoofdcursusKampen.docx
+++ b/EXPORTS/DOCX/published/niveau3/English/HoofdcursusKampen.docx
@@ -532,7 +532,36 @@
           <w:color w:val="000000"/>
           <w:sz w:val="24"/>
         </w:rPr>
-        <w:t>information about the ethnographic collection of the KMA</w:t>
+        <w:t xml:space="preserve">information about the ethnographic collection of the </w:t>
+      </w:r>
+      <w:r>
+        <w:rPr>
+          <w:u w:val="single" w:color="0000ff"/>
+          <w:rFonts w:ascii="Charis SIL Regular" w:hAnsi="Charis SIL Regular" w:eastAsia="Charis SIL Regular"/>
+          <w:b w:val="0"/>
+          <w:i w:val="0"/>
+          <w:color w:val="000000"/>
+          <w:sz w:val="24"/>
+        </w:rPr>
+        <w:hyperlink r:id="rId9" w:history="1">
+          <w:r>
+            <w:rPr>
+              <w:rStyle w:val="Hyperlink"/>
+            </w:rPr>
+            <w:t>KM</w:t>
+          </w:r>
+        </w:hyperlink>
+      </w:r>
+      <w:r>
+        <w:rPr>
+          <w:u w:val="single" w:color="0000ff"/>
+          <w:rFonts w:ascii="Charis SIL Regular" w:hAnsi="Charis SIL Regular" w:eastAsia="Charis SIL Regular"/>
+          <w:b w:val="0"/>
+          <w:i w:val="0"/>
+          <w:color w:val="000000"/>
+          <w:sz w:val="24"/>
+        </w:rPr>
+        <w:t>A</w:t>
       </w:r>
       <w:r>
         <w:rPr>
@@ -554,39 +583,13 @@
       </w:r>
       <w:r>
         <w:rPr>
-          <w:u w:val="single" w:color="0000ff"/>
           <w:rFonts w:ascii="Charis SIL Regular" w:hAnsi="Charis SIL Regular" w:eastAsia="Charis SIL Regular"/>
           <w:b w:val="0"/>
           <w:i w:val="0"/>
           <w:color w:val="000000"/>
           <w:sz w:val="24"/>
         </w:rPr>
-        <w:hyperlink r:id="rId9" w:history="1">
-          <w:r>
-            <w:rPr>
-              <w:rStyle w:val="Hyperlink"/>
-            </w:rPr>
-            <w:t>n</w:t>
-          </w:r>
-        </w:hyperlink>
-      </w:r>
-      <w:r>
-        <w:rPr>
-          <w:u w:val="single" w:color="0000ff"/>
-          <w:rFonts w:ascii="Charis SIL Regular" w:hAnsi="Charis SIL Regular" w:eastAsia="Charis SIL Regular"/>
-          <w:b w:val="0"/>
-          <w:i w:val="0"/>
-          <w:color w:val="000000"/>
-          <w:sz w:val="24"/>
-        </w:rPr>
-        <w:hyperlink r:id="rId9" w:history="1">
-          <w:r>
-            <w:rPr>
-              <w:rStyle w:val="Hyperlink"/>
-            </w:rPr>
-            <w:t>d the lat</w:t>
-          </w:r>
-        </w:hyperlink>
+        <w:t>nd the lat</w:t>
       </w:r>
       <w:r>
         <w:rPr>
@@ -781,13 +784,21 @@
       </w:r>
       <w:r>
         <w:rPr>
+          <w:u w:val="single" w:color="0000ff"/>
           <w:rFonts w:ascii="Charis SIL Regular" w:hAnsi="Charis SIL Regular" w:eastAsia="Charis SIL Regular"/>
           <w:b w:val="0"/>
           <w:i w:val="0"/>
           <w:color w:val="000000"/>
           <w:sz w:val="24"/>
         </w:rPr>
-        <w:t>Volkenkundig M</w:t>
+        <w:hyperlink r:id="rId10" w:history="1">
+          <w:r>
+            <w:rPr>
+              <w:rStyle w:val="Hyperlink"/>
+            </w:rPr>
+            <w:t>Volkenkundig M</w:t>
+          </w:r>
+        </w:hyperlink>
       </w:r>
       <w:r>
         <w:rPr>
@@ -1673,13 +1684,21 @@
       </w:r>
       <w:r>
         <w:rPr>
+          <w:u w:val="single" w:color="0000ff"/>
           <w:rFonts w:ascii="Charis SIL Regular" w:hAnsi="Charis SIL Regular" w:eastAsia="Charis SIL Regular"/>
           <w:b w:val="0"/>
           <w:i w:val="0"/>
           <w:color w:val="000000"/>
           <w:sz w:val="24"/>
         </w:rPr>
-        <w:t xml:space="preserve">, </w:t>
+        <w:hyperlink r:id="rId13" w:history="1">
+          <w:r>
+            <w:rPr>
+              <w:rStyle w:val="Hyperlink"/>
+            </w:rPr>
+            <w:t xml:space="preserve">, </w:t>
+          </w:r>
+        </w:hyperlink>
       </w:r>
       <w:r>
         <w:rPr>
@@ -1690,7 +1709,7 @@
           <w:sz w:val="24"/>
           <w:u w:val="single"/>
         </w:rPr>
-        <w:hyperlink r:id="rId15" w:history="1">
+        <w:hyperlink r:id="rId13" w:history="1">
           <w:r>
             <w:rPr>
               <w:rStyle w:val="Hyperlink"/>
@@ -1719,7 +1738,7 @@
           <w:sz w:val="24"/>
           <w:u w:val="single"/>
         </w:rPr>
-        <w:hyperlink r:id="rId15" w:history="1">
+        <w:hyperlink r:id="rId13" w:history="1">
           <w:r>
             <w:rPr>
               <w:rStyle w:val="Hyperlink"/>
@@ -1835,7 +1854,7 @@
           <w:sz w:val="24"/>
           <w:u w:val="single"/>
         </w:rPr>
-        <w:hyperlink r:id="rId16" w:history="1">
+        <w:hyperlink r:id="rId15" w:history="1">
           <w:r>
             <w:rPr>
               <w:rStyle w:val="Hyperlink"/>
@@ -1853,7 +1872,7 @@
           <w:sz w:val="24"/>
           <w:u w:val="single"/>
         </w:rPr>
-        <w:hyperlink r:id="rId16" w:history="1">
+        <w:hyperlink r:id="rId15" w:history="1">
           <w:r>
             <w:rPr>
               <w:rStyle w:val="Hyperlink"/>
@@ -1871,7 +1890,7 @@
           <w:sz w:val="24"/>
           <w:u w:val="single"/>
         </w:rPr>
-        <w:hyperlink r:id="rId16" w:history="1">
+        <w:hyperlink r:id="rId15" w:history="1">
           <w:r>
             <w:rPr>
               <w:rStyle w:val="Hyperlink"/>
@@ -1889,7 +1908,7 @@
           <w:sz w:val="24"/>
           <w:u w:val="single"/>
         </w:rPr>
-        <w:hyperlink r:id="rId16" w:history="1">
+        <w:hyperlink r:id="rId15" w:history="1">
           <w:r>
             <w:rPr>
               <w:rStyle w:val="Hyperlink"/>
@@ -1917,7 +1936,7 @@
           <w:sz w:val="24"/>
           <w:u w:val="single"/>
         </w:rPr>
-        <w:hyperlink r:id="rId17" w:history="1">
+        <w:hyperlink r:id="rId16" w:history="1">
           <w:r>
             <w:rPr>
               <w:rStyle w:val="Hyperlink"/>
@@ -1935,7 +1954,7 @@
           <w:sz w:val="24"/>
           <w:u w:val="single"/>
         </w:rPr>
-        <w:hyperlink r:id="rId17" w:history="1">
+        <w:hyperlink r:id="rId16" w:history="1">
           <w:r>
             <w:rPr>
               <w:rStyle w:val="Hyperlink"/>
@@ -1953,7 +1972,7 @@
           <w:sz w:val="24"/>
           <w:u w:val="single"/>
         </w:rPr>
-        <w:hyperlink r:id="rId17" w:history="1">
+        <w:hyperlink r:id="rId16" w:history="1">
           <w:r>
             <w:rPr>
               <w:rStyle w:val="Hyperlink"/>
@@ -2120,7 +2139,7 @@
           <w:sz w:val="24"/>
           <w:u w:val="single"/>
         </w:rPr>
-        <w:hyperlink r:id="rId18" w:history="1">
+        <w:hyperlink r:id="rId17" w:history="1">
           <w:r>
             <w:rPr>
               <w:rStyle w:val="Hyperlink"/>
@@ -2138,7 +2157,7 @@
           <w:sz w:val="24"/>
           <w:u w:val="single"/>
         </w:rPr>
-        <w:hyperlink r:id="rId18" w:history="1">
+        <w:hyperlink r:id="rId17" w:history="1">
           <w:r>
             <w:rPr>
               <w:rStyle w:val="Hyperlink"/>
@@ -2156,7 +2175,7 @@
           <w:sz w:val="24"/>
           <w:u w:val="single"/>
         </w:rPr>
-        <w:hyperlink r:id="rId18" w:history="1">
+        <w:hyperlink r:id="rId17" w:history="1">
           <w:r>
             <w:rPr>
               <w:rStyle w:val="Hyperlink"/>
@@ -2174,7 +2193,7 @@
           <w:sz w:val="24"/>
           <w:u w:val="single"/>
         </w:rPr>
-        <w:hyperlink r:id="rId18" w:history="1">
+        <w:hyperlink r:id="rId17" w:history="1">
           <w:r>
             <w:rPr>
               <w:rStyle w:val="Hyperlink"/>
@@ -2192,7 +2211,7 @@
           <w:sz w:val="24"/>
           <w:u w:val="single"/>
         </w:rPr>
-        <w:hyperlink r:id="rId18" w:history="1">
+        <w:hyperlink r:id="rId17" w:history="1">
           <w:r>
             <w:rPr>
               <w:rStyle w:val="Hyperlink"/>
@@ -2210,7 +2229,7 @@
           <w:sz w:val="24"/>
           <w:u w:val="single"/>
         </w:rPr>
-        <w:hyperlink r:id="rId18" w:history="1">
+        <w:hyperlink r:id="rId17" w:history="1">
           <w:r>
             <w:rPr>
               <w:rStyle w:val="Hyperlink"/>
@@ -2228,7 +2247,7 @@
           <w:sz w:val="24"/>
           <w:u w:val="single"/>
         </w:rPr>
-        <w:hyperlink r:id="rId18" w:history="1">
+        <w:hyperlink r:id="rId17" w:history="1">
           <w:r>
             <w:rPr>
               <w:rStyle w:val="Hyperlink"/>
@@ -2246,7 +2265,7 @@
           <w:sz w:val="24"/>
           <w:u w:val="single"/>
         </w:rPr>
-        <w:hyperlink r:id="rId18" w:history="1">
+        <w:hyperlink r:id="rId17" w:history="1">
           <w:r>
             <w:rPr>
               <w:rStyle w:val="Hyperlink"/>
@@ -2264,7 +2283,7 @@
           <w:sz w:val="24"/>
           <w:u w:val="single"/>
         </w:rPr>
-        <w:hyperlink r:id="rId18" w:history="1">
+        <w:hyperlink r:id="rId17" w:history="1">
           <w:r>
             <w:rPr>
               <w:rStyle w:val="Hyperlink"/>
@@ -2282,7 +2301,7 @@
           <w:sz w:val="24"/>
           <w:u w:val="single"/>
         </w:rPr>
-        <w:hyperlink r:id="rId18" w:history="1">
+        <w:hyperlink r:id="rId17" w:history="1">
           <w:r>
             <w:rPr>
               <w:rStyle w:val="Hyperlink"/>
@@ -2300,7 +2319,7 @@
           <w:sz w:val="24"/>
           <w:u w:val="single"/>
         </w:rPr>
-        <w:hyperlink r:id="rId18" w:history="1">
+        <w:hyperlink r:id="rId17" w:history="1">
           <w:r>
             <w:rPr>
               <w:rStyle w:val="Hyperlink"/>
@@ -2318,7 +2337,7 @@
           <w:sz w:val="24"/>
           <w:u w:val="single"/>
         </w:rPr>
-        <w:hyperlink r:id="rId18" w:history="1">
+        <w:hyperlink r:id="rId17" w:history="1">
           <w:r>
             <w:rPr>
               <w:rStyle w:val="Hyperlink"/>
@@ -2336,7 +2355,7 @@
           <w:sz w:val="24"/>
           <w:u w:val="single"/>
         </w:rPr>
-        <w:hyperlink r:id="rId18" w:history="1">
+        <w:hyperlink r:id="rId17" w:history="1">
           <w:r>
             <w:rPr>
               <w:rStyle w:val="Hyperlink"/>
@@ -2354,7 +2373,7 @@
           <w:sz w:val="24"/>
           <w:u w:val="single"/>
         </w:rPr>
-        <w:hyperlink r:id="rId18" w:history="1">
+        <w:hyperlink r:id="rId17" w:history="1">
           <w:r>
             <w:rPr>
               <w:rStyle w:val="Hyperlink"/>
@@ -2372,7 +2391,7 @@
           <w:sz w:val="24"/>
           <w:u w:val="single"/>
         </w:rPr>
-        <w:hyperlink r:id="rId18" w:history="1">
+        <w:hyperlink r:id="rId17" w:history="1">
           <w:r>
             <w:rPr>
               <w:rStyle w:val="Hyperlink"/>
@@ -2533,7 +2552,7 @@
           <w:sz w:val="24"/>
           <w:u w:val="single"/>
         </w:rPr>
-        <w:hyperlink r:id="rId19" w:history="1">
+        <w:hyperlink r:id="rId18" w:history="1">
           <w:r>
             <w:rPr>
               <w:rStyle w:val="Hyperlink"/>
@@ -2551,7 +2570,7 @@
           <w:sz w:val="24"/>
           <w:u w:val="single"/>
         </w:rPr>
-        <w:hyperlink r:id="rId19" w:history="1">
+        <w:hyperlink r:id="rId18" w:history="1">
           <w:r>
             <w:rPr>
               <w:rStyle w:val="Hyperlink"/>
@@ -2569,7 +2588,7 @@
           <w:sz w:val="24"/>
           <w:u w:val="single"/>
         </w:rPr>
-        <w:hyperlink r:id="rId19" w:history="1">
+        <w:hyperlink r:id="rId18" w:history="1">
           <w:r>
             <w:rPr>
               <w:rStyle w:val="Hyperlink"/>
@@ -2587,7 +2606,7 @@
           <w:sz w:val="24"/>
           <w:u w:val="single"/>
         </w:rPr>
-        <w:hyperlink r:id="rId19" w:history="1">
+        <w:hyperlink r:id="rId18" w:history="1">
           <w:r>
             <w:rPr>
               <w:rStyle w:val="Hyperlink"/>
@@ -2605,7 +2624,7 @@
           <w:sz w:val="24"/>
           <w:u w:val="single"/>
         </w:rPr>
-        <w:hyperlink r:id="rId19" w:history="1">
+        <w:hyperlink r:id="rId18" w:history="1">
           <w:r>
             <w:rPr>
               <w:rStyle w:val="Hyperlink"/>
@@ -2626,7 +2645,7 @@
           <w:sz w:val="24"/>
           <w:u w:val="single"/>
         </w:rPr>
-        <w:hyperlink r:id="rId19" w:history="1">
+        <w:hyperlink r:id="rId18" w:history="1">
           <w:r>
             <w:rPr>
               <w:rStyle w:val="Hyperlink"/>
@@ -2644,7 +2663,7 @@
           <w:sz w:val="24"/>
           <w:u w:val="single"/>
         </w:rPr>
-        <w:hyperlink r:id="rId19" w:history="1">
+        <w:hyperlink r:id="rId18" w:history="1">
           <w:r>
             <w:rPr>
               <w:rStyle w:val="Hyperlink"/>
@@ -2662,7 +2681,7 @@
           <w:sz w:val="24"/>
           <w:u w:val="single"/>
         </w:rPr>
-        <w:hyperlink r:id="rId19" w:history="1">
+        <w:hyperlink r:id="rId18" w:history="1">
           <w:r>
             <w:rPr>
               <w:rStyle w:val="Hyperlink"/>
@@ -2680,7 +2699,7 @@
           <w:sz w:val="24"/>
           <w:u w:val="single"/>
         </w:rPr>
-        <w:hyperlink r:id="rId19" w:history="1">
+        <w:hyperlink r:id="rId18" w:history="1">
           <w:r>
             <w:rPr>
               <w:rStyle w:val="Hyperlink"/>
@@ -2698,7 +2717,7 @@
           <w:sz w:val="24"/>
           <w:u w:val="single"/>
         </w:rPr>
-        <w:hyperlink r:id="rId19" w:history="1">
+        <w:hyperlink r:id="rId18" w:history="1">
           <w:r>
             <w:rPr>
               <w:rStyle w:val="Hyperlink"/>
@@ -2846,7 +2865,7 @@
           <w:sz w:val="24"/>
           <w:u w:val="single"/>
         </w:rPr>
-        <w:hyperlink r:id="rId20" w:history="1">
+        <w:hyperlink r:id="rId19" w:history="1">
           <w:r>
             <w:rPr>
               <w:rStyle w:val="Hyperlink"/>
@@ -2864,7 +2883,7 @@
           <w:sz w:val="24"/>
           <w:u w:val="single"/>
         </w:rPr>
-        <w:hyperlink r:id="rId20" w:history="1">
+        <w:hyperlink r:id="rId19" w:history="1">
           <w:r>
             <w:rPr>
               <w:rStyle w:val="Hyperlink"/>
@@ -2882,7 +2901,7 @@
           <w:sz w:val="24"/>
           <w:u w:val="single"/>
         </w:rPr>
-        <w:hyperlink r:id="rId20" w:history="1">
+        <w:hyperlink r:id="rId19" w:history="1">
           <w:r>
             <w:rPr>
               <w:rStyle w:val="Hyperlink"/>
@@ -2900,7 +2919,7 @@
           <w:sz w:val="24"/>
           <w:u w:val="single"/>
         </w:rPr>
-        <w:hyperlink r:id="rId20" w:history="1">
+        <w:hyperlink r:id="rId19" w:history="1">
           <w:r>
             <w:rPr>
               <w:rStyle w:val="Hyperlink"/>
@@ -2918,7 +2937,7 @@
           <w:sz w:val="24"/>
           <w:u w:val="single"/>
         </w:rPr>
-        <w:hyperlink r:id="rId20" w:history="1">
+        <w:hyperlink r:id="rId19" w:history="1">
           <w:r>
             <w:rPr>
               <w:rStyle w:val="Hyperlink"/>
@@ -2936,7 +2955,7 @@
           <w:sz w:val="24"/>
           <w:u w:val="single"/>
         </w:rPr>
-        <w:hyperlink r:id="rId20" w:history="1">
+        <w:hyperlink r:id="rId19" w:history="1">
           <w:r>
             <w:rPr>
               <w:rStyle w:val="Hyperlink"/>
@@ -2954,7 +2973,7 @@
           <w:sz w:val="24"/>
           <w:u w:val="single"/>
         </w:rPr>
-        <w:hyperlink r:id="rId20" w:history="1">
+        <w:hyperlink r:id="rId19" w:history="1">
           <w:r>
             <w:rPr>
               <w:rStyle w:val="Hyperlink"/>
@@ -2972,7 +2991,7 @@
           <w:sz w:val="24"/>
           <w:u w:val="single"/>
         </w:rPr>
-        <w:hyperlink r:id="rId20" w:history="1">
+        <w:hyperlink r:id="rId19" w:history="1">
           <w:r>
             <w:rPr>
               <w:rStyle w:val="Hyperlink"/>
@@ -2990,7 +3009,7 @@
           <w:sz w:val="24"/>
           <w:u w:val="single"/>
         </w:rPr>
-        <w:hyperlink r:id="rId20" w:history="1">
+        <w:hyperlink r:id="rId19" w:history="1">
           <w:r>
             <w:rPr>
               <w:rStyle w:val="Hyperlink"/>

--- a/EXPORTS/DOCX/published/niveau3/English/HoofdcursusKampen.docx
+++ b/EXPORTS/DOCX/published/niveau3/English/HoofdcursusKampen.docx
@@ -532,64 +532,7 @@
           <w:color w:val="000000"/>
           <w:sz w:val="24"/>
         </w:rPr>
-        <w:t xml:space="preserve">information about the ethnographic collection of the </w:t>
-      </w:r>
-      <w:r>
-        <w:rPr>
-          <w:u w:val="single" w:color="0000ff"/>
-          <w:rFonts w:ascii="Charis SIL Regular" w:hAnsi="Charis SIL Regular" w:eastAsia="Charis SIL Regular"/>
-          <w:b w:val="0"/>
-          <w:i w:val="0"/>
-          <w:color w:val="000000"/>
-          <w:sz w:val="24"/>
-        </w:rPr>
-        <w:hyperlink r:id="rId9" w:history="1">
-          <w:r>
-            <w:rPr>
-              <w:rStyle w:val="Hyperlink"/>
-            </w:rPr>
-            <w:t>KM</w:t>
-          </w:r>
-        </w:hyperlink>
-      </w:r>
-      <w:r>
-        <w:rPr>
-          <w:u w:val="single" w:color="0000ff"/>
-          <w:rFonts w:ascii="Charis SIL Regular" w:hAnsi="Charis SIL Regular" w:eastAsia="Charis SIL Regular"/>
-          <w:b w:val="0"/>
-          <w:i w:val="0"/>
-          <w:color w:val="000000"/>
-          <w:sz w:val="24"/>
-        </w:rPr>
-        <w:t>A</w:t>
-      </w:r>
-      <w:r>
-        <w:rPr>
-          <w:u w:val="single" w:color="0000ff"/>
-          <w:rFonts w:ascii="Charis SIL Regular" w:hAnsi="Charis SIL Regular" w:eastAsia="Charis SIL Regular"/>
-          <w:b w:val="0"/>
-          <w:i w:val="0"/>
-          <w:color w:val="000000"/>
-          <w:sz w:val="24"/>
-        </w:rPr>
-        <w:hyperlink r:id="rId9" w:history="1">
-          <w:r>
-            <w:rPr>
-              <w:rStyle w:val="Hyperlink"/>
-            </w:rPr>
-            <w:t xml:space="preserve"> a</w:t>
-          </w:r>
-        </w:hyperlink>
-      </w:r>
-      <w:r>
-        <w:rPr>
-          <w:rFonts w:ascii="Charis SIL Regular" w:hAnsi="Charis SIL Regular" w:eastAsia="Charis SIL Regular"/>
-          <w:b w:val="0"/>
-          <w:i w:val="0"/>
-          <w:color w:val="000000"/>
-          <w:sz w:val="24"/>
-        </w:rPr>
-        <w:t>nd the lat</w:t>
+        <w:t>information about the ethnographic collection of the KMA and the lat</w:t>
       </w:r>
       <w:r>
         <w:rPr>
@@ -1673,7 +1616,7 @@
           <w:sz w:val="24"/>
           <w:u w:val="single"/>
         </w:rPr>
-        <w:hyperlink r:id="rId14" w:history="1">
+        <w:hyperlink r:id="rId13" w:history="1">
           <w:r>
             <w:rPr>
               <w:rStyle w:val="Hyperlink"/>
@@ -1684,7 +1627,6 @@
       </w:r>
       <w:r>
         <w:rPr>
-          <w:u w:val="single" w:color="0000ff"/>
           <w:rFonts w:ascii="Charis SIL Regular" w:hAnsi="Charis SIL Regular" w:eastAsia="Charis SIL Regular"/>
           <w:b w:val="0"/>
           <w:i w:val="0"/>
@@ -1954,7 +1896,7 @@
           <w:sz w:val="24"/>
           <w:u w:val="single"/>
         </w:rPr>
-        <w:hyperlink r:id="rId16" w:history="1">
+        <w:hyperlink r:id="rId15" w:history="1">
           <w:r>
             <w:rPr>
               <w:rStyle w:val="Hyperlink"/>
@@ -1972,7 +1914,7 @@
           <w:sz w:val="24"/>
           <w:u w:val="single"/>
         </w:rPr>
-        <w:hyperlink r:id="rId16" w:history="1">
+        <w:hyperlink r:id="rId15" w:history="1">
           <w:r>
             <w:rPr>
               <w:rStyle w:val="Hyperlink"/>

--- a/EXPORTS/DOCX/published/niveau3/English/HoofdcursusKampen.docx
+++ b/EXPORTS/DOCX/published/niveau3/English/HoofdcursusKampen.docx
@@ -532,7 +532,47 @@
           <w:color w:val="000000"/>
           <w:sz w:val="24"/>
         </w:rPr>
-        <w:t>information about the ethnographic collection of the KMA and the lat</w:t>
+        <w:t xml:space="preserve">information about the ethnographic collection of the </w:t>
+      </w:r>
+      <w:r>
+        <w:rPr>
+          <w:u w:val="single" w:color="0000ff"/>
+          <w:rFonts w:ascii="Charis SIL Regular" w:hAnsi="Charis SIL Regular" w:eastAsia="Charis SIL Regular"/>
+          <w:b w:val="0"/>
+          <w:i w:val="0"/>
+          <w:color w:val="000000"/>
+          <w:sz w:val="24"/>
+        </w:rPr>
+        <w:t>KMA</w:t>
+      </w:r>
+      <w:r>
+        <w:rPr>
+          <w:u w:val="single" w:color="0000ff"/>
+          <w:rFonts w:ascii="Charis SIL Regular" w:hAnsi="Charis SIL Regular" w:eastAsia="Charis SIL Regular"/>
+          <w:b w:val="0"/>
+          <w:i w:val="0"/>
+          <w:color w:val="000000"/>
+          <w:sz w:val="24"/>
+        </w:rPr>
+        <w:hyperlink r:id="rId9" w:history="1">
+          <w:r>
+            <w:rPr>
+              <w:rStyle w:val="Hyperlink"/>
+            </w:rPr>
+            <w:t xml:space="preserve"> a</w:t>
+          </w:r>
+        </w:hyperlink>
+      </w:r>
+      <w:r>
+        <w:rPr>
+          <w:u w:val="single" w:color="0000ff"/>
+          <w:rFonts w:ascii="Charis SIL Regular" w:hAnsi="Charis SIL Regular" w:eastAsia="Charis SIL Regular"/>
+          <w:b w:val="0"/>
+          <w:i w:val="0"/>
+          <w:color w:val="000000"/>
+          <w:sz w:val="24"/>
+        </w:rPr>
+        <w:t>nd the lat</w:t>
       </w:r>
       <w:r>
         <w:rPr>
@@ -1627,6 +1667,7 @@
       </w:r>
       <w:r>
         <w:rPr>
+          <w:u w:val="single" w:color="0000ff"/>
           <w:rFonts w:ascii="Charis SIL Regular" w:hAnsi="Charis SIL Regular" w:eastAsia="Charis SIL Regular"/>
           <w:b w:val="0"/>
           <w:i w:val="0"/>
@@ -1896,7 +1937,7 @@
           <w:sz w:val="24"/>
           <w:u w:val="single"/>
         </w:rPr>
-        <w:hyperlink r:id="rId15" w:history="1">
+        <w:hyperlink r:id="rId16" w:history="1">
           <w:r>
             <w:rPr>
               <w:rStyle w:val="Hyperlink"/>
@@ -1914,7 +1955,7 @@
           <w:sz w:val="24"/>
           <w:u w:val="single"/>
         </w:rPr>
-        <w:hyperlink r:id="rId15" w:history="1">
+        <w:hyperlink r:id="rId16" w:history="1">
           <w:r>
             <w:rPr>
               <w:rStyle w:val="Hyperlink"/>
